--- a/example_articles/states/Missouri/4.states_Missouri_Other_publisher.docx
+++ b/example_articles/states/Missouri/4.states_Missouri_Other_publisher.docx
@@ -27,17 +27,17 @@
     </w:p>
     <w:p>
       <w:r>
-        <w:t>Source File: Other publishers/Files (500) (30).DOCX</w:t>
+        <w:t>Source file: Other publishers/Files (500) (30).DOCX</w:t>
       </w:r>
     </w:p>
     <w:p>
       <w:r>
-        <w:t>Raw locations result: ['Missouri']</w:t>
+        <w:t>Raw locations result, 'locations': ['Missouri']</w:t>
       </w:r>
     </w:p>
     <w:p>
       <w:r>
-        <w:t>states_stand_flat (Standardized): Missouri</w:t>
+        <w:t>Standardized locations result, 'states_stand_flat': Missouri</w:t>
       </w:r>
     </w:p>
     <w:p>

--- a/example_articles/states/Missouri/4.states_Missouri_Other_publisher.docx
+++ b/example_articles/states/Missouri/4.states_Missouri_Other_publisher.docx
@@ -7,7 +7,9 @@
         <w:pStyle w:val="Heading1"/>
       </w:pPr>
       <w:r>
-        <w:t>Would Lasix ban bleed some dry?</w:t>
+        <w:t>How budget wars playing at home;</w:t>
+        <w:br/>
+        <w:t>In St. Louis, a revolt brewing</w:t>
       </w:r>
     </w:p>
     <w:p>
@@ -17,17 +19,17 @@
     </w:p>
     <w:p>
       <w:r>
-        <w:t>Date: 1990-06-07</w:t>
+        <w:t>Date: 1990-09-13</w:t>
       </w:r>
     </w:p>
     <w:p>
       <w:r>
-        <w:t>Section: SPORTS; Pg. 1C; Cover Story</w:t>
+        <w:t>Section: NEWS; Pg. 8A</w:t>
       </w:r>
     </w:p>
     <w:p>
       <w:r>
-        <w:t>Source file: Other publishers/Files (500) (30).DOCX</w:t>
+        <w:t>Source file: Other publishers/Files (500) (16).DOCX</w:t>
       </w:r>
     </w:p>
     <w:p>
@@ -49,79 +51,39 @@
     </w:p>
     <w:p>
       <w:r>
-        <w:t>It might be expected that trainers at this working class racetrack would be offended or angry at New York's claim to purity. Instead, they laugh with incredulity.</w:t>
+        <w:t>Beer drinkers living in the shadow of the Anheuser-Busch brewery are taking a stand over their six-packs.</w:t>
         <w:br/>
-        <w:t>New York is the only state that disallows the use of medication on race day. That includes Lasix, a diuretic given to horses that experience respiratory bleeding that can range from traces to gushing. At many tracks across the USA, including Charles Town, some Thoroughbreds rely on it.</w:t>
+        <w:t>''It's not like they're taxing milk or bread, but beer is sort of like the poor man's psychiatrist,'' says Don Jefferson, 52, a truck driver.</w:t>
         <w:br/>
-        <w:t>Because Preakness winner Summer Squall, a user of Lasix, is skipping Saturday's Belmont Stakes in New York, there won't be a rubber match between Summer Squall and Unbridled. Kentucky Derby winner Unbridled, also a Lasix user, will compete in the 1 1/2-mile race. His trainer believes for this one race only he can run without the medication.</w:t>
+        <w:t>''A poor man can't afford a $ 100-an-hour shrink, but he can afford a $ 3.60 six pack - at least he can for now.''</w:t>
         <w:br/>
-        <w:t>Race-track medication always has been cause for a hot discussion, but in the last 30 days it has heated to a boil. A recent study by the Jockey Club suggested that Lasix had ''questionable efficacy'' to stop bleeding and that it improves performance.</w:t>
+        <w:t>In this working-class neighborhood on the city's south side, proposed increases in the federal excise tax on beer are a sign that politicians appear to have lost touch with the common man.</w:t>
         <w:br/>
-        <w:t>Racing writer Paul Moran left no doubt of his stance when he wrote in New York's Newsday: ''Racing wears Lasix like a festering, self-inflicted wound on the end of its nose opened by the ax of greed and stamped with the imprimatur of every racing commission in the nation except New York's.''</w:t>
+        <w:t>''Why don't they tax diamonds and furs and foreign stuff?'' asks construction worker George Bertanelli, 42.  ''If you can afford that kind of thing, paying more taxes isn't going to bother you.''</w:t>
         <w:br/>
-        <w:t>Trainers at Charles Town aren't interested in theory or opinion, only reality.</w:t>
+        <w:t>In fact, taxes on luxury items are being considered as part of deficit reduction.</w:t>
         <w:br/>
-        <w:t>''If they think they're cleaner than us, they're blowing smoke,'' said Charles Town trainer Bob Brothers, who disputes claims that New Yorkers have a greater appreciation for the sport. ''It's ridiculous. I am in this game because I love it.''</w:t>
+        <w:t>As for beer, taxes could double or more, from the current 16 cents a six- pack.</w:t>
         <w:br/>
-        <w:t>To guys like Brothers, racing is a business, one they work at seven days a week. They run for purses averaging $ 2,000-$ 6,000. They might cherish the work, but it is still a business. Lasix is a necessity of that business, not a topic of debate.</w:t>
+        <w:t>Beer taxes haven't increased since 1951. And Anheuser-Busch Cos. is tapping populist resentment with its ''Can the Beer Tax'' campaign.</w:t>
         <w:br/>
-        <w:t>''You eliminate Lasix and I don't think I could survive,'' said Charles Town's George Whitehair.</w:t>
+        <w:t>The campaign, launched on television and in newspapers in July, has produced results: more than 1 million letters sent to Congress and more than 1 million signatures on can-the-beer-tax petitions, says spokesman Pete Faur.</w:t>
         <w:br/>
-        <w:t>Without Lasix, horses who bleed would be out for long periods of rest. With the medication, they are able to run more often, which means bigger fields, translating to better betting handles with money filtering back into purses.</w:t>
+        <w:t>''A wealthy individual in this country can pay dues at three country clubs, buy his wife a fur coat for her birthday and a diamond necklace for Christmas, then sell some stocks and bonds to pay for it all - and he won't pay a cent in federal excise taxes,'' says Stephen Lamright, a brewery vice president.</w:t>
         <w:br/>
-        <w:t>''In this day and age, it saves thousands of dollars,'' said Bobby Hilton, one of the leading trainers at Charles Town. ''To say you can't use it is incredible. Only the NYRA (New York Racing Association) and the Jockey Club would dare to come up with something like this. These guys somehow got out of step with the rest of the racing industry. They are successful at driving their viewpoints down everyone else's throats. It should be a non- issue, but here we go again.''</w:t>
+        <w:t>Desiree Schuster, 64, a St. Louis homemaker, says that the beer tax could sound the death knell for taverns in her German-influenced neighborhood.</w:t>
         <w:br/>
-        <w:t>Despite the New York attitude, it hasn't stopped the widespread use of the medication. The popular conception is that Lasix is abused at small tracks and tolerated at larger ones. That isn't necessarily so.</w:t>
+        <w:t>''Twenty years ago, south St. Louis was all German, and there was a tavern on every block,'' Schuster says.</w:t>
         <w:br/>
-        <w:t>Charles Town has approximately 39 percent of its horses run on the medication. At Churchill Downs in Louisville on the day of the Kentucky Derby, 50 of the 85 horses that ran used Lasix. On Preakness Day at Pimlico Race Course in Baltimore, 60 of 87 horses ran on Lasix. And at Hollywood Park in Inglewood, Calif., 61 of 77 horses ran on the medication last Sunday when 1989 Horse of the Year Sunday Silence made his 1990 debut.</w:t>
+        <w:t>''Now, there's one every six blocks,'' she says.</w:t>
         <w:br/>
-        <w:t>''I'd rather that everybody used it. I don't know why New York is so stubborn,'' said Hall of Fame trainer Ron McAnally, based in California. ''I don't know why they make an issue out there. I think it has really hurt New York racing. They have lost a lot of good players.''</w:t>
-        <w:br/>
-        <w:t>And it will take more than a scientific study for trainers to believe that Lasix doesn't help their horses stop bleeding or that it improves performance.</w:t>
-        <w:br/>
-        <w:t>''All it does is let a horse do what they are capable of doing,'' said Hilton. ''The study that says it doesn't stop them from bleeding is nonsense. And it doesn't make a horse go faster. It is not hop. To say you can't use it is incredible.''</w:t>
-        <w:br/>
-        <w:t>D. Wayne Lukas, the leading money-winning trainer the last seven years, runs horses in New York and California.</w:t>
-        <w:br/>
-        <w:t>''I don't believe in the bottom-line statement that Lasix doesn't help a horse stop bleeding when we see day in and day out that we have bleeders it does help,'' said Lukas. ''I just don't think it has any enhancing quality. If it does, I'd be surprised.''</w:t>
-        <w:br/>
-        <w:t>The connections of Summer Squall believe his spring campaign was too rough to risk running in the Belmont without the medication.</w:t>
-        <w:br/>
-        <w:t>''You couldn't catch me with a net if I was pointing him to the Belmont and not knowing what would happen,'' said trainer Neil Howard. ''I respect the rules. It is not nagging at me that we can't go. We're not trying to get away from the Lasix rule.''</w:t>
-        <w:br/>
-        <w:t>Carl Nafzger, trainer of Unbridled, will take special precautions to prepare his colt for one race without medication.</w:t>
-        <w:br/>
-        <w:t>''It won't be anything drastic. Just in the last 12 hours I will get the system as empty as you can get it. I will take his food and water away,'' said Nafzger.</w:t>
-        <w:br/>
-        <w:t>With one top colt out of the Belmont and one having to compromise his normal schedule, many horseman are crying for equality in the rules. Either have everybody able to use medication or no one.</w:t>
-        <w:br/>
-        <w:t>Purists believe that if no one used medication, it would be a truer indication of the best horse. Not everyone agrees. They would rather see all the top competition.</w:t>
-        <w:br/>
-        <w:t>''When you have a horse like that son of a gun Summer Squall, it is not right not to let him run with the medication he needs,'' said trainer Frank Smith. ''It is detrimental to the best interests of racing, as far as I'm concerned.''</w:t>
-        <w:br/>
-        <w:t>But the Belmont is only a drop in the ocean of racing. There were more than 82,000 races last year drawing more than 60 million fans who bet close to $ 10 billion.</w:t>
-        <w:br/>
-        <w:t>The assertion is that without medication to help horses race, many tracks could simply put a ''For Sale'' sign out front.</w:t>
-        <w:br/>
-        <w:t>Many horsemen in New York have the economic resources to rest a horse that bleeds. That luxury is not afforded to everyone.</w:t>
-        <w:br/>
-        <w:t>''The New York stance is the rich man's stance. If one horse bleeds, bring in one that doesn't,'' said Maryland trainer John Hartsell. ''That is not an option for a guy with his last $ 10,000 invested. With Lasix, he can run.''</w:t>
-        <w:br/>
-        <w:t>Dr. Dennis Dibbern, state veterinarian for West Virginia, thinks that economics and integrity can be coupled: ''Even without Lasix, people are still going to run their horses. And if the public can't reliably bet on them with the confidence they are performing to the best of their ability, then we are cheating them. That's why Lasix should be available.</w:t>
-        <w:br/>
-        <w:t>''The public cannot see into the lungs of a horse before a race. They don't know if they had bled. With Lasix, you serve the integrity of the betting public. They know the horse is able to run to his capabilities.''</w:t>
-        <w:br/>
-        <w:t>Said trainer Darryl Boyer: ''If for no other reason, Lasix should be available as a safety feature. If a horse can't breathe, he will fall. If that's not defrauding the public, what is?''</w:t>
-        <w:br/>
-        <w:t>Still, the bottom line is the bottom line.</w:t>
-        <w:br/>
-        <w:t>''If they won't let me use Lasix, I might as well go to the movies,'' said Whitehair.</w:t>
+        <w:t>''The little guy doesn't have a chance.''</w:t>
         <w:br/>
         <w:br/>
         <w:t>Notes</w:t>
         <w:br/>
         <w:br/>
-        <w:t>Accompanying story; Lasix at a glance</w:t>
+        <w:t>Ribbon Label; WHITTLING THE DEFICIT, RACING THE CLOCK; 1 FIRST; 4 FINAL</w:t>
       </w:r>
     </w:p>
     <w:sectPr>

--- a/example_articles/states/Missouri/4.states_Missouri_Other_publisher.docx
+++ b/example_articles/states/Missouri/4.states_Missouri_Other_publisher.docx
@@ -7,9 +7,7 @@
         <w:pStyle w:val="Heading1"/>
       </w:pPr>
       <w:r>
-        <w:t>How budget wars playing at home;</w:t>
-        <w:br/>
-        <w:t>In St. Louis, a revolt brewing</w:t>
+        <w:t>There's a 'Ferguson' near you</w:t>
       </w:r>
     </w:p>
     <w:p>
@@ -19,17 +17,17 @@
     </w:p>
     <w:p>
       <w:r>
-        <w:t>Date: 1990-09-13</w:t>
+        <w:t>Date: 2014-08-13</w:t>
       </w:r>
     </w:p>
     <w:p>
       <w:r>
-        <w:t>Section: NEWS; Pg. 8A</w:t>
+        <w:t>Section: NEWS; Pg. 7A</w:t>
       </w:r>
     </w:p>
     <w:p>
       <w:r>
-        <w:t>Source file: Other publishers/Files (500) (16).DOCX</w:t>
+        <w:t>Source file: Other publishers/Files (500) (12).DOCX</w:t>
       </w:r>
     </w:p>
     <w:p>
@@ -51,39 +49,35 @@
     </w:p>
     <w:p>
       <w:r>
-        <w:t>Beer drinkers living in the shadow of the Anheuser-Busch brewery are taking a stand over their six-packs.</w:t>
+        <w:t>Michael Brown, an unarmed 18-year-old African American  fresh out of high school, has joined a long line of  black males gunned down or wrestled down and killed. The white men and/or police officers pulling the trigger claim "reasonable fear" or "self-defense." At the same time, Chicago has experienced a rash of young blacks in gangs killing each other over "territory" or in "retaliation." It's not just whites killing young black men.</w:t>
         <w:br/>
-        <w:t>''It's not like they're taxing milk or bread, but beer is sort of like the poor man's psychiatrist,'' says Don Jefferson, 52, a truck driver.</w:t>
+        <w:t>A St. Louis Post-Dispatch photograph shows Brown's stepfather, Louis Head, holding a sign reading: "Ferguson police just executed my unarmed son!!!" Police report that Brown shoved the officer into his car, tried to take his gun and a shot was fired. Obviously, there are conflicting reports so it's premature to come to conclusions, but a full federal investigation into what happened is essential.</w:t>
         <w:br/>
-        <w:t>''A poor man can't afford a $ 100-an-hour shrink, but he can afford a $ 3.60 six pack - at least he can for now.''</w:t>
+        <w:t>I understand the  anger. Protests are legitimate,  but Michael Brown's family said that things should not be made worse with looting and vandalism. It will only cloud the real issues. It will not bring Michael Brown back and will not facilitate justice.</w:t>
         <w:br/>
-        <w:t>In this working-class neighborhood on the city's south side, proposed increases in the federal excise tax on beer are a sign that politicians appear to have lost touch with the common man.</w:t>
+        <w:t>How could this happen in suburban Ferguson, Mo.? Many African Americans who grew up around St. Louis got a good education and secured good jobs at McDonnell Douglas (now Boeing) or elsewhere. Better off economically, they moved into various suburban communities in North St. Louis County -- Normandy, Florissant, Bellefontaine Neighbors, Jennings, Berkeley (home of Cedric the Entertainer), Dellwood and elsewhere.</w:t>
         <w:br/>
-        <w:t>''Why don't they tax diamonds and furs and foreign stuff?'' asks construction worker George Bertanelli, 42.  ''If you can afford that kind of thing, paying more taxes isn't going to bother you.''</w:t>
+        <w:t>Ferguson is a suburban community that has changed from majority white to 70% African American. I know some of the families there, including two white families.</w:t>
         <w:br/>
-        <w:t>In fact, taxes on luxury items are being considered as part of deficit reduction.</w:t>
+        <w:t>This is a hardworking, church-going and middle-to-working class community. Families here struggle economically to keep their heads above water. There is also a smaller but growing poor community in Ferguson. It reflects what's happening in America generally. When journalists and politicians speak of a dwindling middle class that's under economic assault and a poor community that's getting bigger, they're talking about Ferguson. Independent of the racial demographics and dynamics of Ferguson, Mo., there's a "Ferguson" near you.</w:t>
         <w:br/>
-        <w:t>As for beer, taxes could double or more, from the current 16 cents a six- pack.</w:t>
+        <w:t>Since President Lyndon Johnson, there has been little effort to rebuild America. Thus we should not be surprised that urban and rural communities, and all points in between, have deteriorated after decades of neglect. If Republicans are the party of "no," Democrats are the party of "don't know." They haven't fought for bold ideas to turn us in a new direction. Policies of community development are being replaced with policies of community containment. We don't have a domestic Marshall Plan, but martial law is a reality.</w:t>
         <w:br/>
-        <w:t>Beer taxes haven't increased since 1951. And Anheuser-Busch Cos. is tapping populist resentment with its ''Can the Beer Tax'' campaign.</w:t>
+        <w:t>Here's America today: High unemployment and low graduation rates result in guns and drugs in and jobs out. Hospitals and public schools are closing. Gym, art, music and trade skills are taken out of our public schools. Roads crumble, bridges fall and our public transportation system is outdated. Entrepreneurs have no capital. Abandoned homes and vacant lots spread. Frivolous entertainment, texting and Twitter replace serious news reporting, reading, writing and arithmetic.  All of which leads to hopelessness, despair and cynicism.</w:t>
         <w:br/>
-        <w:t>The campaign, launched on television and in newspapers in July, has produced results: more than 1 million letters sent to Congress and more than 1 million signatures on can-the-beer-tax petitions, says spokesman Pete Faur.</w:t>
+        <w:t>Many are observing Ferguson and witnessing the demonstrations, looting and vandalism and calling for quiet. But quiet isn't enough. The absence of noise isn't the presence of justice. We must demand justice in Ferguson and the other Fergusons.</w:t>
         <w:br/>
-        <w:t>''A wealthy individual in this country can pay dues at three country clubs, buy his wife a fur coat for her birthday and a diamond necklace for Christmas, then sell some stocks and bonds to pay for it all - and he won't pay a cent in federal excise taxes,'' says Stephen Lamright, a brewery vice president.</w:t>
+        <w:t>Too many Americans have adjusted to injustice and inequality. But injustice and inequality anywhere is a threat to justice and equality everywhere. To allow injustice and inequality invites a a Ferguson to your community.</w:t>
         <w:br/>
-        <w:t>Desiree Schuster, 64, a St. Louis homemaker, says that the beer tax could sound the death knell for taverns in her German-influenced neighborhood.</w:t>
-        <w:br/>
-        <w:t>''Twenty years ago, south St. Louis was all German, and there was a tavern on every block,'' Schuster says.</w:t>
-        <w:br/>
-        <w:t>''Now, there's one every six blocks,'' she says.</w:t>
-        <w:br/>
-        <w:t>''The little guy doesn't have a chance.''</w:t>
+        <w:t xml:space="preserve">The Rev. Jesse L. Jackson Sr. is the founder and president of the Rainbow PUSH Coalition. </w:t>
         <w:br/>
         <w:br/>
-        <w:t>Notes</w:t>
+        <w:t>Graphic</w:t>
         <w:br/>
         <w:br/>
-        <w:t>Ribbon Label; WHITTLING THE DEFICIT, RACING THE CLOCK; 1 FIRST; 4 FINAL</w:t>
+        <w:t xml:space="preserve"> </w:t>
+        <w:br/>
+        <w:t>photo Michael B. Thomas, Getty Images</w:t>
       </w:r>
     </w:p>
     <w:sectPr>
